--- a/word/04-chinh-sach-quy-trinh/quy-trinh-danh-gia-truoc-van-hanh.docx
+++ b/word/04-chinh-sach-quy-trinh/quy-trinh-danh-gia-truoc-van-hanh.docx
@@ -252,9 +252,9 @@
         <w:tblLayout w:type="autofit"/>
       </w:tblPr>
       <w:tblGrid>
-        <w:gridCol w:w="2288"/>
-        <w:gridCol w:w="5216"/>
-        <w:gridCol w:w="1521"/>
+        <w:gridCol w:w="2024"/>
+        <w:gridCol w:w="4736"/>
+        <w:gridCol w:w="2265"/>
       </w:tblGrid>
       <w:tr>
         <w:trPr>
@@ -263,7 +263,7 @@
         </w:trPr>
         <w:tc>
           <w:tcPr>
-            <w:tcW w:type="dxa" w:w="2288"/>
+            <w:tcW w:type="dxa" w:w="2024"/>
             <w:tcBorders>
               <w:top w:val="single" w:color="000000" w:sz="4"/>
               <w:left w:val="single" w:color="000000" w:sz="4"/>
@@ -300,7 +300,7 @@
         </w:tc>
         <w:tc>
           <w:tcPr>
-            <w:tcW w:type="dxa" w:w="5216"/>
+            <w:tcW w:type="dxa" w:w="4736"/>
             <w:tcBorders>
               <w:top w:val="single" w:color="000000" w:sz="4"/>
               <w:left w:val="single" w:color="000000" w:sz="4"/>
@@ -337,7 +337,7 @@
         </w:tc>
         <w:tc>
           <w:tcPr>
-            <w:tcW w:type="dxa" w:w="1521"/>
+            <w:tcW w:type="dxa" w:w="2265"/>
             <w:tcBorders>
               <w:top w:val="single" w:color="000000" w:sz="4"/>
               <w:left w:val="single" w:color="000000" w:sz="4"/>
@@ -380,7 +380,7 @@
         </w:trPr>
         <w:tc>
           <w:tcPr>
-            <w:tcW w:type="dxa" w:w="2288"/>
+            <w:tcW w:type="dxa" w:w="2024"/>
             <w:tcBorders>
               <w:top w:val="single" w:color="000000" w:sz="4"/>
               <w:left w:val="single" w:color="000000" w:sz="4"/>
@@ -416,7 +416,7 @@
         </w:tc>
         <w:tc>
           <w:tcPr>
-            <w:tcW w:type="dxa" w:w="5216"/>
+            <w:tcW w:type="dxa" w:w="4736"/>
             <w:tcBorders>
               <w:top w:val="single" w:color="000000" w:sz="4"/>
               <w:left w:val="single" w:color="000000" w:sz="4"/>
@@ -464,7 +464,7 @@
         </w:tc>
         <w:tc>
           <w:tcPr>
-            <w:tcW w:type="dxa" w:w="1521"/>
+            <w:tcW w:type="dxa" w:w="2265"/>
             <w:tcBorders>
               <w:top w:val="single" w:color="000000" w:sz="4"/>
               <w:left w:val="single" w:color="000000" w:sz="4"/>
@@ -506,7 +506,7 @@
         </w:trPr>
         <w:tc>
           <w:tcPr>
-            <w:tcW w:type="dxa" w:w="2288"/>
+            <w:tcW w:type="dxa" w:w="2024"/>
             <w:tcBorders>
               <w:top w:val="single" w:color="000000" w:sz="4"/>
               <w:left w:val="single" w:color="000000" w:sz="4"/>
@@ -542,7 +542,7 @@
         </w:tc>
         <w:tc>
           <w:tcPr>
-            <w:tcW w:type="dxa" w:w="5216"/>
+            <w:tcW w:type="dxa" w:w="4736"/>
             <w:tcBorders>
               <w:top w:val="single" w:color="000000" w:sz="4"/>
               <w:left w:val="single" w:color="000000" w:sz="4"/>
@@ -578,7 +578,7 @@
         </w:tc>
         <w:tc>
           <w:tcPr>
-            <w:tcW w:type="dxa" w:w="1521"/>
+            <w:tcW w:type="dxa" w:w="2265"/>
             <w:tcBorders>
               <w:top w:val="single" w:color="000000" w:sz="4"/>
               <w:left w:val="single" w:color="000000" w:sz="4"/>
@@ -620,7 +620,7 @@
         </w:trPr>
         <w:tc>
           <w:tcPr>
-            <w:tcW w:type="dxa" w:w="2288"/>
+            <w:tcW w:type="dxa" w:w="2024"/>
             <w:tcBorders>
               <w:top w:val="single" w:color="000000" w:sz="4"/>
               <w:left w:val="single" w:color="000000" w:sz="4"/>
@@ -656,7 +656,7 @@
         </w:tc>
         <w:tc>
           <w:tcPr>
-            <w:tcW w:type="dxa" w:w="5216"/>
+            <w:tcW w:type="dxa" w:w="4736"/>
             <w:tcBorders>
               <w:top w:val="single" w:color="000000" w:sz="4"/>
               <w:left w:val="single" w:color="000000" w:sz="4"/>
@@ -716,7 +716,7 @@
         </w:tc>
         <w:tc>
           <w:tcPr>
-            <w:tcW w:type="dxa" w:w="1521"/>
+            <w:tcW w:type="dxa" w:w="2265"/>
             <w:tcBorders>
               <w:top w:val="single" w:color="000000" w:sz="4"/>
               <w:left w:val="single" w:color="000000" w:sz="4"/>
@@ -758,7 +758,7 @@
         </w:trPr>
         <w:tc>
           <w:tcPr>
-            <w:tcW w:type="dxa" w:w="2288"/>
+            <w:tcW w:type="dxa" w:w="2024"/>
             <w:tcBorders>
               <w:top w:val="single" w:color="000000" w:sz="4"/>
               <w:left w:val="single" w:color="000000" w:sz="4"/>
@@ -794,7 +794,7 @@
         </w:tc>
         <w:tc>
           <w:tcPr>
-            <w:tcW w:type="dxa" w:w="5216"/>
+            <w:tcW w:type="dxa" w:w="4736"/>
             <w:tcBorders>
               <w:top w:val="single" w:color="000000" w:sz="4"/>
               <w:left w:val="single" w:color="000000" w:sz="4"/>
@@ -854,7 +854,7 @@
         </w:tc>
         <w:tc>
           <w:tcPr>
-            <w:tcW w:type="dxa" w:w="1521"/>
+            <w:tcW w:type="dxa" w:w="2265"/>
             <w:tcBorders>
               <w:top w:val="single" w:color="000000" w:sz="4"/>
               <w:left w:val="single" w:color="000000" w:sz="4"/>
@@ -896,7 +896,7 @@
         </w:trPr>
         <w:tc>
           <w:tcPr>
-            <w:tcW w:type="dxa" w:w="2288"/>
+            <w:tcW w:type="dxa" w:w="2024"/>
             <w:tcBorders>
               <w:top w:val="single" w:color="000000" w:sz="4"/>
               <w:left w:val="single" w:color="000000" w:sz="4"/>
@@ -932,7 +932,7 @@
         </w:tc>
         <w:tc>
           <w:tcPr>
-            <w:tcW w:type="dxa" w:w="5216"/>
+            <w:tcW w:type="dxa" w:w="4736"/>
             <w:tcBorders>
               <w:top w:val="single" w:color="000000" w:sz="4"/>
               <w:left w:val="single" w:color="000000" w:sz="4"/>
@@ -980,7 +980,7 @@
         </w:tc>
         <w:tc>
           <w:tcPr>
-            <w:tcW w:type="dxa" w:w="1521"/>
+            <w:tcW w:type="dxa" w:w="2265"/>
             <w:tcBorders>
               <w:top w:val="single" w:color="000000" w:sz="4"/>
               <w:left w:val="single" w:color="000000" w:sz="4"/>
@@ -1022,7 +1022,7 @@
         </w:trPr>
         <w:tc>
           <w:tcPr>
-            <w:tcW w:type="dxa" w:w="2288"/>
+            <w:tcW w:type="dxa" w:w="2024"/>
             <w:tcBorders>
               <w:top w:val="single" w:color="000000" w:sz="4"/>
               <w:left w:val="single" w:color="000000" w:sz="4"/>
@@ -1058,7 +1058,7 @@
         </w:tc>
         <w:tc>
           <w:tcPr>
-            <w:tcW w:type="dxa" w:w="5216"/>
+            <w:tcW w:type="dxa" w:w="4736"/>
             <w:tcBorders>
               <w:top w:val="single" w:color="000000" w:sz="4"/>
               <w:left w:val="single" w:color="000000" w:sz="4"/>
@@ -1094,7 +1094,7 @@
         </w:tc>
         <w:tc>
           <w:tcPr>
-            <w:tcW w:type="dxa" w:w="1521"/>
+            <w:tcW w:type="dxa" w:w="2265"/>
             <w:tcBorders>
               <w:top w:val="single" w:color="000000" w:sz="4"/>
               <w:left w:val="single" w:color="000000" w:sz="4"/>
@@ -1136,7 +1136,7 @@
         </w:trPr>
         <w:tc>
           <w:tcPr>
-            <w:tcW w:type="dxa" w:w="2288"/>
+            <w:tcW w:type="dxa" w:w="2024"/>
             <w:tcBorders>
               <w:top w:val="single" w:color="000000" w:sz="4"/>
               <w:left w:val="single" w:color="000000" w:sz="4"/>
@@ -1172,7 +1172,7 @@
         </w:tc>
         <w:tc>
           <w:tcPr>
-            <w:tcW w:type="dxa" w:w="5216"/>
+            <w:tcW w:type="dxa" w:w="4736"/>
             <w:tcBorders>
               <w:top w:val="single" w:color="000000" w:sz="4"/>
               <w:left w:val="single" w:color="000000" w:sz="4"/>
@@ -1220,7 +1220,7 @@
         </w:tc>
         <w:tc>
           <w:tcPr>
-            <w:tcW w:type="dxa" w:w="1521"/>
+            <w:tcW w:type="dxa" w:w="2265"/>
             <w:tcBorders>
               <w:top w:val="single" w:color="000000" w:sz="4"/>
               <w:left w:val="single" w:color="000000" w:sz="4"/>
@@ -1262,7 +1262,7 @@
         </w:trPr>
         <w:tc>
           <w:tcPr>
-            <w:tcW w:type="dxa" w:w="2288"/>
+            <w:tcW w:type="dxa" w:w="2024"/>
             <w:tcBorders>
               <w:top w:val="single" w:color="000000" w:sz="4"/>
               <w:left w:val="single" w:color="000000" w:sz="4"/>
@@ -1298,7 +1298,7 @@
         </w:tc>
         <w:tc>
           <w:tcPr>
-            <w:tcW w:type="dxa" w:w="5216"/>
+            <w:tcW w:type="dxa" w:w="4736"/>
             <w:tcBorders>
               <w:top w:val="single" w:color="000000" w:sz="4"/>
               <w:left w:val="single" w:color="000000" w:sz="4"/>
@@ -1370,7 +1370,7 @@
         </w:tc>
         <w:tc>
           <w:tcPr>
-            <w:tcW w:type="dxa" w:w="1521"/>
+            <w:tcW w:type="dxa" w:w="2265"/>
             <w:tcBorders>
               <w:top w:val="single" w:color="000000" w:sz="4"/>
               <w:left w:val="single" w:color="000000" w:sz="4"/>
@@ -1412,7 +1412,7 @@
         </w:trPr>
         <w:tc>
           <w:tcPr>
-            <w:tcW w:type="dxa" w:w="2288"/>
+            <w:tcW w:type="dxa" w:w="2024"/>
             <w:tcBorders>
               <w:top w:val="single" w:color="000000" w:sz="4"/>
               <w:left w:val="single" w:color="000000" w:sz="4"/>
@@ -1448,7 +1448,7 @@
         </w:tc>
         <w:tc>
           <w:tcPr>
-            <w:tcW w:type="dxa" w:w="5216"/>
+            <w:tcW w:type="dxa" w:w="4736"/>
             <w:tcBorders>
               <w:top w:val="single" w:color="000000" w:sz="4"/>
               <w:left w:val="single" w:color="000000" w:sz="4"/>
@@ -1484,7 +1484,7 @@
         </w:tc>
         <w:tc>
           <w:tcPr>
-            <w:tcW w:type="dxa" w:w="1521"/>
+            <w:tcW w:type="dxa" w:w="2265"/>
             <w:tcBorders>
               <w:top w:val="single" w:color="000000" w:sz="4"/>
               <w:left w:val="single" w:color="000000" w:sz="4"/>
@@ -1943,10 +1943,10 @@
         <w:tblLayout w:type="autofit"/>
       </w:tblPr>
       <w:tblGrid>
-        <w:gridCol w:w="644"/>
-        <w:gridCol w:w="2773"/>
-        <w:gridCol w:w="2773"/>
-        <w:gridCol w:w="2835"/>
+        <w:gridCol w:w="830"/>
+        <w:gridCol w:w="1973"/>
+        <w:gridCol w:w="2151"/>
+        <w:gridCol w:w="4071"/>
       </w:tblGrid>
       <w:tr>
         <w:trPr>
@@ -1955,7 +1955,7 @@
         </w:trPr>
         <w:tc>
           <w:tcPr>
-            <w:tcW w:type="dxa" w:w="644"/>
+            <w:tcW w:type="dxa" w:w="830"/>
             <w:tcBorders>
               <w:top w:val="single" w:color="000000" w:sz="4"/>
               <w:left w:val="single" w:color="000000" w:sz="4"/>
@@ -1992,7 +1992,7 @@
         </w:tc>
         <w:tc>
           <w:tcPr>
-            <w:tcW w:type="dxa" w:w="2773"/>
+            <w:tcW w:type="dxa" w:w="1973"/>
             <w:tcBorders>
               <w:top w:val="single" w:color="000000" w:sz="4"/>
               <w:left w:val="single" w:color="000000" w:sz="4"/>
@@ -2029,7 +2029,7 @@
         </w:tc>
         <w:tc>
           <w:tcPr>
-            <w:tcW w:type="dxa" w:w="2773"/>
+            <w:tcW w:type="dxa" w:w="2151"/>
             <w:tcBorders>
               <w:top w:val="single" w:color="000000" w:sz="4"/>
               <w:left w:val="single" w:color="000000" w:sz="4"/>
@@ -2066,7 +2066,7 @@
         </w:tc>
         <w:tc>
           <w:tcPr>
-            <w:tcW w:type="dxa" w:w="2835"/>
+            <w:tcW w:type="dxa" w:w="4071"/>
             <w:tcBorders>
               <w:top w:val="single" w:color="000000" w:sz="4"/>
               <w:left w:val="single" w:color="000000" w:sz="4"/>
@@ -2109,7 +2109,7 @@
         </w:trPr>
         <w:tc>
           <w:tcPr>
-            <w:tcW w:type="dxa" w:w="644"/>
+            <w:tcW w:type="dxa" w:w="830"/>
             <w:tcBorders>
               <w:top w:val="single" w:color="000000" w:sz="4"/>
               <w:left w:val="single" w:color="000000" w:sz="4"/>
@@ -2145,7 +2145,7 @@
         </w:tc>
         <w:tc>
           <w:tcPr>
-            <w:tcW w:type="dxa" w:w="2773"/>
+            <w:tcW w:type="dxa" w:w="1973"/>
             <w:tcBorders>
               <w:top w:val="single" w:color="000000" w:sz="4"/>
               <w:left w:val="single" w:color="000000" w:sz="4"/>
@@ -2181,7 +2181,7 @@
         </w:tc>
         <w:tc>
           <w:tcPr>
-            <w:tcW w:type="dxa" w:w="2773"/>
+            <w:tcW w:type="dxa" w:w="2151"/>
             <w:tcBorders>
               <w:top w:val="single" w:color="000000" w:sz="4"/>
               <w:left w:val="single" w:color="000000" w:sz="4"/>
@@ -2217,7 +2217,7 @@
         </w:tc>
         <w:tc>
           <w:tcPr>
-            <w:tcW w:type="dxa" w:w="2835"/>
+            <w:tcW w:type="dxa" w:w="4071"/>
             <w:tcBorders>
               <w:top w:val="single" w:color="000000" w:sz="4"/>
               <w:left w:val="single" w:color="000000" w:sz="4"/>
@@ -2259,7 +2259,7 @@
         </w:trPr>
         <w:tc>
           <w:tcPr>
-            <w:tcW w:type="dxa" w:w="644"/>
+            <w:tcW w:type="dxa" w:w="830"/>
             <w:tcBorders>
               <w:top w:val="single" w:color="000000" w:sz="4"/>
               <w:left w:val="single" w:color="000000" w:sz="4"/>
@@ -2295,7 +2295,7 @@
         </w:tc>
         <w:tc>
           <w:tcPr>
-            <w:tcW w:type="dxa" w:w="2773"/>
+            <w:tcW w:type="dxa" w:w="1973"/>
             <w:tcBorders>
               <w:top w:val="single" w:color="000000" w:sz="4"/>
               <w:left w:val="single" w:color="000000" w:sz="4"/>
@@ -2331,7 +2331,7 @@
         </w:tc>
         <w:tc>
           <w:tcPr>
-            <w:tcW w:type="dxa" w:w="2773"/>
+            <w:tcW w:type="dxa" w:w="2151"/>
             <w:tcBorders>
               <w:top w:val="single" w:color="000000" w:sz="4"/>
               <w:left w:val="single" w:color="000000" w:sz="4"/>
@@ -2367,7 +2367,7 @@
         </w:tc>
         <w:tc>
           <w:tcPr>
-            <w:tcW w:type="dxa" w:w="2835"/>
+            <w:tcW w:type="dxa" w:w="4071"/>
             <w:tcBorders>
               <w:top w:val="single" w:color="000000" w:sz="4"/>
               <w:left w:val="single" w:color="000000" w:sz="4"/>
@@ -2409,7 +2409,7 @@
         </w:trPr>
         <w:tc>
           <w:tcPr>
-            <w:tcW w:type="dxa" w:w="644"/>
+            <w:tcW w:type="dxa" w:w="830"/>
             <w:tcBorders>
               <w:top w:val="single" w:color="000000" w:sz="4"/>
               <w:left w:val="single" w:color="000000" w:sz="4"/>
@@ -2445,7 +2445,7 @@
         </w:tc>
         <w:tc>
           <w:tcPr>
-            <w:tcW w:type="dxa" w:w="2773"/>
+            <w:tcW w:type="dxa" w:w="1973"/>
             <w:tcBorders>
               <w:top w:val="single" w:color="000000" w:sz="4"/>
               <w:left w:val="single" w:color="000000" w:sz="4"/>
@@ -2481,7 +2481,7 @@
         </w:tc>
         <w:tc>
           <w:tcPr>
-            <w:tcW w:type="dxa" w:w="2773"/>
+            <w:tcW w:type="dxa" w:w="2151"/>
             <w:tcBorders>
               <w:top w:val="single" w:color="000000" w:sz="4"/>
               <w:left w:val="single" w:color="000000" w:sz="4"/>
@@ -2517,7 +2517,7 @@
         </w:tc>
         <w:tc>
           <w:tcPr>
-            <w:tcW w:type="dxa" w:w="2835"/>
+            <w:tcW w:type="dxa" w:w="4071"/>
             <w:tcBorders>
               <w:top w:val="single" w:color="000000" w:sz="4"/>
               <w:left w:val="single" w:color="000000" w:sz="4"/>
@@ -2559,7 +2559,7 @@
         </w:trPr>
         <w:tc>
           <w:tcPr>
-            <w:tcW w:type="dxa" w:w="644"/>
+            <w:tcW w:type="dxa" w:w="830"/>
             <w:tcBorders>
               <w:top w:val="single" w:color="000000" w:sz="4"/>
               <w:left w:val="single" w:color="000000" w:sz="4"/>
@@ -2595,7 +2595,7 @@
         </w:tc>
         <w:tc>
           <w:tcPr>
-            <w:tcW w:type="dxa" w:w="2773"/>
+            <w:tcW w:type="dxa" w:w="1973"/>
             <w:tcBorders>
               <w:top w:val="single" w:color="000000" w:sz="4"/>
               <w:left w:val="single" w:color="000000" w:sz="4"/>
@@ -2631,7 +2631,7 @@
         </w:tc>
         <w:tc>
           <w:tcPr>
-            <w:tcW w:type="dxa" w:w="2773"/>
+            <w:tcW w:type="dxa" w:w="2151"/>
             <w:tcBorders>
               <w:top w:val="single" w:color="000000" w:sz="4"/>
               <w:left w:val="single" w:color="000000" w:sz="4"/>
@@ -2667,7 +2667,7 @@
         </w:tc>
         <w:tc>
           <w:tcPr>
-            <w:tcW w:type="dxa" w:w="2835"/>
+            <w:tcW w:type="dxa" w:w="4071"/>
             <w:tcBorders>
               <w:top w:val="single" w:color="000000" w:sz="4"/>
               <w:left w:val="single" w:color="000000" w:sz="4"/>
@@ -2709,7 +2709,7 @@
         </w:trPr>
         <w:tc>
           <w:tcPr>
-            <w:tcW w:type="dxa" w:w="644"/>
+            <w:tcW w:type="dxa" w:w="830"/>
             <w:tcBorders>
               <w:top w:val="single" w:color="000000" w:sz="4"/>
               <w:left w:val="single" w:color="000000" w:sz="4"/>
@@ -2745,7 +2745,7 @@
         </w:tc>
         <w:tc>
           <w:tcPr>
-            <w:tcW w:type="dxa" w:w="2773"/>
+            <w:tcW w:type="dxa" w:w="1973"/>
             <w:tcBorders>
               <w:top w:val="single" w:color="000000" w:sz="4"/>
               <w:left w:val="single" w:color="000000" w:sz="4"/>
@@ -2781,7 +2781,7 @@
         </w:tc>
         <w:tc>
           <w:tcPr>
-            <w:tcW w:type="dxa" w:w="2773"/>
+            <w:tcW w:type="dxa" w:w="2151"/>
             <w:tcBorders>
               <w:top w:val="single" w:color="000000" w:sz="4"/>
               <w:left w:val="single" w:color="000000" w:sz="4"/>
@@ -2817,7 +2817,7 @@
         </w:tc>
         <w:tc>
           <w:tcPr>
-            <w:tcW w:type="dxa" w:w="2835"/>
+            <w:tcW w:type="dxa" w:w="4071"/>
             <w:tcBorders>
               <w:top w:val="single" w:color="000000" w:sz="4"/>
               <w:left w:val="single" w:color="000000" w:sz="4"/>
@@ -2932,10 +2932,10 @@
         <w:tblLayout w:type="autofit"/>
       </w:tblPr>
       <w:tblGrid>
-        <w:gridCol w:w="1238"/>
-        <w:gridCol w:w="3981"/>
-        <w:gridCol w:w="1672"/>
+        <w:gridCol w:w="563"/>
+        <w:gridCol w:w="4135"/>
         <w:gridCol w:w="2134"/>
+        <w:gridCol w:w="2193"/>
       </w:tblGrid>
       <w:tr>
         <w:trPr>
@@ -2944,7 +2944,7 @@
         </w:trPr>
         <w:tc>
           <w:tcPr>
-            <w:tcW w:type="dxa" w:w="1238"/>
+            <w:tcW w:type="dxa" w:w="563"/>
             <w:tcBorders>
               <w:top w:val="single" w:color="000000" w:sz="4"/>
               <w:left w:val="single" w:color="000000" w:sz="4"/>
@@ -2981,7 +2981,7 @@
         </w:tc>
         <w:tc>
           <w:tcPr>
-            <w:tcW w:type="dxa" w:w="3981"/>
+            <w:tcW w:type="dxa" w:w="4135"/>
             <w:tcBorders>
               <w:top w:val="single" w:color="000000" w:sz="4"/>
               <w:left w:val="single" w:color="000000" w:sz="4"/>
@@ -3018,7 +3018,7 @@
         </w:tc>
         <w:tc>
           <w:tcPr>
-            <w:tcW w:type="dxa" w:w="1672"/>
+            <w:tcW w:type="dxa" w:w="2134"/>
             <w:tcBorders>
               <w:top w:val="single" w:color="000000" w:sz="4"/>
               <w:left w:val="single" w:color="000000" w:sz="4"/>
@@ -3055,7 +3055,7 @@
         </w:tc>
         <w:tc>
           <w:tcPr>
-            <w:tcW w:type="dxa" w:w="2134"/>
+            <w:tcW w:type="dxa" w:w="2193"/>
             <w:tcBorders>
               <w:top w:val="single" w:color="000000" w:sz="4"/>
               <w:left w:val="single" w:color="000000" w:sz="4"/>
@@ -3098,7 +3098,7 @@
         </w:trPr>
         <w:tc>
           <w:tcPr>
-            <w:tcW w:type="dxa" w:w="1238"/>
+            <w:tcW w:type="dxa" w:w="563"/>
             <w:tcBorders>
               <w:top w:val="single" w:color="000000" w:sz="4"/>
               <w:left w:val="single" w:color="000000" w:sz="4"/>
@@ -3134,7 +3134,7 @@
         </w:tc>
         <w:tc>
           <w:tcPr>
-            <w:tcW w:type="dxa" w:w="3981"/>
+            <w:tcW w:type="dxa" w:w="4135"/>
             <w:tcBorders>
               <w:top w:val="single" w:color="000000" w:sz="4"/>
               <w:left w:val="single" w:color="000000" w:sz="4"/>
@@ -3194,7 +3194,7 @@
         </w:tc>
         <w:tc>
           <w:tcPr>
-            <w:tcW w:type="dxa" w:w="1672"/>
+            <w:tcW w:type="dxa" w:w="2134"/>
             <w:tcBorders>
               <w:top w:val="single" w:color="000000" w:sz="4"/>
               <w:left w:val="single" w:color="000000" w:sz="4"/>
@@ -3230,7 +3230,7 @@
         </w:tc>
         <w:tc>
           <w:tcPr>
-            <w:tcW w:type="dxa" w:w="2134"/>
+            <w:tcW w:type="dxa" w:w="2193"/>
             <w:tcBorders>
               <w:top w:val="single" w:color="000000" w:sz="4"/>
               <w:left w:val="single" w:color="000000" w:sz="4"/>
@@ -3272,7 +3272,7 @@
         </w:trPr>
         <w:tc>
           <w:tcPr>
-            <w:tcW w:type="dxa" w:w="1238"/>
+            <w:tcW w:type="dxa" w:w="563"/>
             <w:tcBorders>
               <w:top w:val="single" w:color="000000" w:sz="4"/>
               <w:left w:val="single" w:color="000000" w:sz="4"/>
@@ -3308,7 +3308,7 @@
         </w:tc>
         <w:tc>
           <w:tcPr>
-            <w:tcW w:type="dxa" w:w="3981"/>
+            <w:tcW w:type="dxa" w:w="4135"/>
             <w:tcBorders>
               <w:top w:val="single" w:color="000000" w:sz="4"/>
               <w:left w:val="single" w:color="000000" w:sz="4"/>
@@ -3344,7 +3344,7 @@
         </w:tc>
         <w:tc>
           <w:tcPr>
-            <w:tcW w:type="dxa" w:w="1672"/>
+            <w:tcW w:type="dxa" w:w="2134"/>
             <w:tcBorders>
               <w:top w:val="single" w:color="000000" w:sz="4"/>
               <w:left w:val="single" w:color="000000" w:sz="4"/>
@@ -3380,7 +3380,7 @@
         </w:tc>
         <w:tc>
           <w:tcPr>
-            <w:tcW w:type="dxa" w:w="2134"/>
+            <w:tcW w:type="dxa" w:w="2193"/>
             <w:tcBorders>
               <w:top w:val="single" w:color="000000" w:sz="4"/>
               <w:left w:val="single" w:color="000000" w:sz="4"/>
@@ -3422,7 +3422,7 @@
         </w:trPr>
         <w:tc>
           <w:tcPr>
-            <w:tcW w:type="dxa" w:w="1238"/>
+            <w:tcW w:type="dxa" w:w="563"/>
             <w:tcBorders>
               <w:top w:val="single" w:color="000000" w:sz="4"/>
               <w:left w:val="single" w:color="000000" w:sz="4"/>
@@ -3458,7 +3458,7 @@
         </w:tc>
         <w:tc>
           <w:tcPr>
-            <w:tcW w:type="dxa" w:w="3981"/>
+            <w:tcW w:type="dxa" w:w="4135"/>
             <w:tcBorders>
               <w:top w:val="single" w:color="000000" w:sz="4"/>
               <w:left w:val="single" w:color="000000" w:sz="4"/>
@@ -3494,7 +3494,7 @@
         </w:tc>
         <w:tc>
           <w:tcPr>
-            <w:tcW w:type="dxa" w:w="1672"/>
+            <w:tcW w:type="dxa" w:w="2134"/>
             <w:tcBorders>
               <w:top w:val="single" w:color="000000" w:sz="4"/>
               <w:left w:val="single" w:color="000000" w:sz="4"/>
@@ -3530,7 +3530,7 @@
         </w:tc>
         <w:tc>
           <w:tcPr>
-            <w:tcW w:type="dxa" w:w="2134"/>
+            <w:tcW w:type="dxa" w:w="2193"/>
             <w:tcBorders>
               <w:top w:val="single" w:color="000000" w:sz="4"/>
               <w:left w:val="single" w:color="000000" w:sz="4"/>
@@ -3572,7 +3572,7 @@
         </w:trPr>
         <w:tc>
           <w:tcPr>
-            <w:tcW w:type="dxa" w:w="1238"/>
+            <w:tcW w:type="dxa" w:w="563"/>
             <w:tcBorders>
               <w:top w:val="single" w:color="000000" w:sz="4"/>
               <w:left w:val="single" w:color="000000" w:sz="4"/>
@@ -3608,7 +3608,7 @@
         </w:tc>
         <w:tc>
           <w:tcPr>
-            <w:tcW w:type="dxa" w:w="3981"/>
+            <w:tcW w:type="dxa" w:w="4135"/>
             <w:tcBorders>
               <w:top w:val="single" w:color="000000" w:sz="4"/>
               <w:left w:val="single" w:color="000000" w:sz="4"/>
@@ -3644,7 +3644,7 @@
         </w:tc>
         <w:tc>
           <w:tcPr>
-            <w:tcW w:type="dxa" w:w="1672"/>
+            <w:tcW w:type="dxa" w:w="2134"/>
             <w:tcBorders>
               <w:top w:val="single" w:color="000000" w:sz="4"/>
               <w:left w:val="single" w:color="000000" w:sz="4"/>
@@ -3680,7 +3680,7 @@
         </w:tc>
         <w:tc>
           <w:tcPr>
-            <w:tcW w:type="dxa" w:w="2134"/>
+            <w:tcW w:type="dxa" w:w="2193"/>
             <w:tcBorders>
               <w:top w:val="single" w:color="000000" w:sz="4"/>
               <w:left w:val="single" w:color="000000" w:sz="4"/>
@@ -3722,7 +3722,7 @@
         </w:trPr>
         <w:tc>
           <w:tcPr>
-            <w:tcW w:type="dxa" w:w="1238"/>
+            <w:tcW w:type="dxa" w:w="563"/>
             <w:tcBorders>
               <w:top w:val="single" w:color="000000" w:sz="4"/>
               <w:left w:val="single" w:color="000000" w:sz="4"/>
@@ -3758,7 +3758,7 @@
         </w:tc>
         <w:tc>
           <w:tcPr>
-            <w:tcW w:type="dxa" w:w="3981"/>
+            <w:tcW w:type="dxa" w:w="4135"/>
             <w:tcBorders>
               <w:top w:val="single" w:color="000000" w:sz="4"/>
               <w:left w:val="single" w:color="000000" w:sz="4"/>
@@ -3794,7 +3794,7 @@
         </w:tc>
         <w:tc>
           <w:tcPr>
-            <w:tcW w:type="dxa" w:w="1672"/>
+            <w:tcW w:type="dxa" w:w="2134"/>
             <w:tcBorders>
               <w:top w:val="single" w:color="000000" w:sz="4"/>
               <w:left w:val="single" w:color="000000" w:sz="4"/>
@@ -3830,7 +3830,7 @@
         </w:tc>
         <w:tc>
           <w:tcPr>
-            <w:tcW w:type="dxa" w:w="2134"/>
+            <w:tcW w:type="dxa" w:w="2193"/>
             <w:tcBorders>
               <w:top w:val="single" w:color="000000" w:sz="4"/>
               <w:left w:val="single" w:color="000000" w:sz="4"/>
@@ -3906,10 +3906,10 @@
         <w:tblLayout w:type="autofit"/>
       </w:tblPr>
       <w:tblGrid>
-        <w:gridCol w:w="1312"/>
-        <w:gridCol w:w="4217"/>
-        <w:gridCol w:w="2066"/>
-        <w:gridCol w:w="1430"/>
+        <w:gridCol w:w="563"/>
+        <w:gridCol w:w="4216"/>
+        <w:gridCol w:w="2396"/>
+        <w:gridCol w:w="1850"/>
       </w:tblGrid>
       <w:tr>
         <w:trPr>
@@ -3918,7 +3918,7 @@
         </w:trPr>
         <w:tc>
           <w:tcPr>
-            <w:tcW w:type="dxa" w:w="1312"/>
+            <w:tcW w:type="dxa" w:w="563"/>
             <w:tcBorders>
               <w:top w:val="single" w:color="000000" w:sz="4"/>
               <w:left w:val="single" w:color="000000" w:sz="4"/>
@@ -3955,7 +3955,7 @@
         </w:tc>
         <w:tc>
           <w:tcPr>
-            <w:tcW w:type="dxa" w:w="4217"/>
+            <w:tcW w:type="dxa" w:w="4216"/>
             <w:tcBorders>
               <w:top w:val="single" w:color="000000" w:sz="4"/>
               <w:left w:val="single" w:color="000000" w:sz="4"/>
@@ -3992,7 +3992,7 @@
         </w:tc>
         <w:tc>
           <w:tcPr>
-            <w:tcW w:type="dxa" w:w="2066"/>
+            <w:tcW w:type="dxa" w:w="2396"/>
             <w:tcBorders>
               <w:top w:val="single" w:color="000000" w:sz="4"/>
               <w:left w:val="single" w:color="000000" w:sz="4"/>
@@ -4029,7 +4029,7 @@
         </w:tc>
         <w:tc>
           <w:tcPr>
-            <w:tcW w:type="dxa" w:w="1430"/>
+            <w:tcW w:type="dxa" w:w="1850"/>
             <w:tcBorders>
               <w:top w:val="single" w:color="000000" w:sz="4"/>
               <w:left w:val="single" w:color="000000" w:sz="4"/>
@@ -4072,7 +4072,7 @@
         </w:trPr>
         <w:tc>
           <w:tcPr>
-            <w:tcW w:type="dxa" w:w="1312"/>
+            <w:tcW w:type="dxa" w:w="563"/>
             <w:tcBorders>
               <w:top w:val="single" w:color="000000" w:sz="4"/>
               <w:left w:val="single" w:color="000000" w:sz="4"/>
@@ -4108,7 +4108,7 @@
         </w:tc>
         <w:tc>
           <w:tcPr>
-            <w:tcW w:type="dxa" w:w="4217"/>
+            <w:tcW w:type="dxa" w:w="4216"/>
             <w:tcBorders>
               <w:top w:val="single" w:color="000000" w:sz="4"/>
               <w:left w:val="single" w:color="000000" w:sz="4"/>
@@ -4144,7 +4144,7 @@
         </w:tc>
         <w:tc>
           <w:tcPr>
-            <w:tcW w:type="dxa" w:w="2066"/>
+            <w:tcW w:type="dxa" w:w="2396"/>
             <w:tcBorders>
               <w:top w:val="single" w:color="000000" w:sz="4"/>
               <w:left w:val="single" w:color="000000" w:sz="4"/>
@@ -4180,7 +4180,7 @@
         </w:tc>
         <w:tc>
           <w:tcPr>
-            <w:tcW w:type="dxa" w:w="1430"/>
+            <w:tcW w:type="dxa" w:w="1850"/>
             <w:tcBorders>
               <w:top w:val="single" w:color="000000" w:sz="4"/>
               <w:left w:val="single" w:color="000000" w:sz="4"/>
@@ -4222,7 +4222,7 @@
         </w:trPr>
         <w:tc>
           <w:tcPr>
-            <w:tcW w:type="dxa" w:w="1312"/>
+            <w:tcW w:type="dxa" w:w="563"/>
             <w:tcBorders>
               <w:top w:val="single" w:color="000000" w:sz="4"/>
               <w:left w:val="single" w:color="000000" w:sz="4"/>
@@ -4258,7 +4258,7 @@
         </w:tc>
         <w:tc>
           <w:tcPr>
-            <w:tcW w:type="dxa" w:w="4217"/>
+            <w:tcW w:type="dxa" w:w="4216"/>
             <w:tcBorders>
               <w:top w:val="single" w:color="000000" w:sz="4"/>
               <w:left w:val="single" w:color="000000" w:sz="4"/>
@@ -4294,7 +4294,7 @@
         </w:tc>
         <w:tc>
           <w:tcPr>
-            <w:tcW w:type="dxa" w:w="2066"/>
+            <w:tcW w:type="dxa" w:w="2396"/>
             <w:tcBorders>
               <w:top w:val="single" w:color="000000" w:sz="4"/>
               <w:left w:val="single" w:color="000000" w:sz="4"/>
@@ -4330,7 +4330,7 @@
         </w:tc>
         <w:tc>
           <w:tcPr>
-            <w:tcW w:type="dxa" w:w="1430"/>
+            <w:tcW w:type="dxa" w:w="1850"/>
             <w:tcBorders>
               <w:top w:val="single" w:color="000000" w:sz="4"/>
               <w:left w:val="single" w:color="000000" w:sz="4"/>
@@ -4372,7 +4372,7 @@
         </w:trPr>
         <w:tc>
           <w:tcPr>
-            <w:tcW w:type="dxa" w:w="1312"/>
+            <w:tcW w:type="dxa" w:w="563"/>
             <w:tcBorders>
               <w:top w:val="single" w:color="000000" w:sz="4"/>
               <w:left w:val="single" w:color="000000" w:sz="4"/>
@@ -4408,7 +4408,7 @@
         </w:tc>
         <w:tc>
           <w:tcPr>
-            <w:tcW w:type="dxa" w:w="4217"/>
+            <w:tcW w:type="dxa" w:w="4216"/>
             <w:tcBorders>
               <w:top w:val="single" w:color="000000" w:sz="4"/>
               <w:left w:val="single" w:color="000000" w:sz="4"/>
@@ -4444,7 +4444,7 @@
         </w:tc>
         <w:tc>
           <w:tcPr>
-            <w:tcW w:type="dxa" w:w="2066"/>
+            <w:tcW w:type="dxa" w:w="2396"/>
             <w:tcBorders>
               <w:top w:val="single" w:color="000000" w:sz="4"/>
               <w:left w:val="single" w:color="000000" w:sz="4"/>
@@ -4480,7 +4480,7 @@
         </w:tc>
         <w:tc>
           <w:tcPr>
-            <w:tcW w:type="dxa" w:w="1430"/>
+            <w:tcW w:type="dxa" w:w="1850"/>
             <w:tcBorders>
               <w:top w:val="single" w:color="000000" w:sz="4"/>
               <w:left w:val="single" w:color="000000" w:sz="4"/>
@@ -4556,10 +4556,10 @@
         <w:tblLayout w:type="autofit"/>
       </w:tblPr>
       <w:tblGrid>
-        <w:gridCol w:w="1113"/>
-        <w:gridCol w:w="3578"/>
-        <w:gridCol w:w="2221"/>
-        <w:gridCol w:w="2113"/>
+        <w:gridCol w:w="563"/>
+        <w:gridCol w:w="3391"/>
+        <w:gridCol w:w="3009"/>
+        <w:gridCol w:w="2062"/>
       </w:tblGrid>
       <w:tr>
         <w:trPr>
@@ -4568,7 +4568,7 @@
         </w:trPr>
         <w:tc>
           <w:tcPr>
-            <w:tcW w:type="dxa" w:w="1113"/>
+            <w:tcW w:type="dxa" w:w="563"/>
             <w:tcBorders>
               <w:top w:val="single" w:color="000000" w:sz="4"/>
               <w:left w:val="single" w:color="000000" w:sz="4"/>
@@ -4605,7 +4605,7 @@
         </w:tc>
         <w:tc>
           <w:tcPr>
-            <w:tcW w:type="dxa" w:w="3578"/>
+            <w:tcW w:type="dxa" w:w="3391"/>
             <w:tcBorders>
               <w:top w:val="single" w:color="000000" w:sz="4"/>
               <w:left w:val="single" w:color="000000" w:sz="4"/>
@@ -4642,7 +4642,7 @@
         </w:tc>
         <w:tc>
           <w:tcPr>
-            <w:tcW w:type="dxa" w:w="2221"/>
+            <w:tcW w:type="dxa" w:w="3009"/>
             <w:tcBorders>
               <w:top w:val="single" w:color="000000" w:sz="4"/>
               <w:left w:val="single" w:color="000000" w:sz="4"/>
@@ -4679,7 +4679,7 @@
         </w:tc>
         <w:tc>
           <w:tcPr>
-            <w:tcW w:type="dxa" w:w="2113"/>
+            <w:tcW w:type="dxa" w:w="2062"/>
             <w:tcBorders>
               <w:top w:val="single" w:color="000000" w:sz="4"/>
               <w:left w:val="single" w:color="000000" w:sz="4"/>
@@ -4722,7 +4722,7 @@
         </w:trPr>
         <w:tc>
           <w:tcPr>
-            <w:tcW w:type="dxa" w:w="1113"/>
+            <w:tcW w:type="dxa" w:w="563"/>
             <w:tcBorders>
               <w:top w:val="single" w:color="000000" w:sz="4"/>
               <w:left w:val="single" w:color="000000" w:sz="4"/>
@@ -4758,7 +4758,7 @@
         </w:tc>
         <w:tc>
           <w:tcPr>
-            <w:tcW w:type="dxa" w:w="3578"/>
+            <w:tcW w:type="dxa" w:w="3391"/>
             <w:tcBorders>
               <w:top w:val="single" w:color="000000" w:sz="4"/>
               <w:left w:val="single" w:color="000000" w:sz="4"/>
@@ -4794,7 +4794,7 @@
         </w:tc>
         <w:tc>
           <w:tcPr>
-            <w:tcW w:type="dxa" w:w="2221"/>
+            <w:tcW w:type="dxa" w:w="3009"/>
             <w:tcBorders>
               <w:top w:val="single" w:color="000000" w:sz="4"/>
               <w:left w:val="single" w:color="000000" w:sz="4"/>
@@ -4830,7 +4830,7 @@
         </w:tc>
         <w:tc>
           <w:tcPr>
-            <w:tcW w:type="dxa" w:w="2113"/>
+            <w:tcW w:type="dxa" w:w="2062"/>
             <w:tcBorders>
               <w:top w:val="single" w:color="000000" w:sz="4"/>
               <w:left w:val="single" w:color="000000" w:sz="4"/>
@@ -4872,7 +4872,7 @@
         </w:trPr>
         <w:tc>
           <w:tcPr>
-            <w:tcW w:type="dxa" w:w="1113"/>
+            <w:tcW w:type="dxa" w:w="563"/>
             <w:tcBorders>
               <w:top w:val="single" w:color="000000" w:sz="4"/>
               <w:left w:val="single" w:color="000000" w:sz="4"/>
@@ -4908,7 +4908,7 @@
         </w:tc>
         <w:tc>
           <w:tcPr>
-            <w:tcW w:type="dxa" w:w="3578"/>
+            <w:tcW w:type="dxa" w:w="3391"/>
             <w:tcBorders>
               <w:top w:val="single" w:color="000000" w:sz="4"/>
               <w:left w:val="single" w:color="000000" w:sz="4"/>
@@ -4944,7 +4944,7 @@
         </w:tc>
         <w:tc>
           <w:tcPr>
-            <w:tcW w:type="dxa" w:w="2221"/>
+            <w:tcW w:type="dxa" w:w="3009"/>
             <w:tcBorders>
               <w:top w:val="single" w:color="000000" w:sz="4"/>
               <w:left w:val="single" w:color="000000" w:sz="4"/>
@@ -4980,7 +4980,7 @@
         </w:tc>
         <w:tc>
           <w:tcPr>
-            <w:tcW w:type="dxa" w:w="2113"/>
+            <w:tcW w:type="dxa" w:w="2062"/>
             <w:tcBorders>
               <w:top w:val="single" w:color="000000" w:sz="4"/>
               <w:left w:val="single" w:color="000000" w:sz="4"/>
@@ -5022,7 +5022,7 @@
         </w:trPr>
         <w:tc>
           <w:tcPr>
-            <w:tcW w:type="dxa" w:w="1113"/>
+            <w:tcW w:type="dxa" w:w="563"/>
             <w:tcBorders>
               <w:top w:val="single" w:color="000000" w:sz="4"/>
               <w:left w:val="single" w:color="000000" w:sz="4"/>
@@ -5058,7 +5058,7 @@
         </w:tc>
         <w:tc>
           <w:tcPr>
-            <w:tcW w:type="dxa" w:w="3578"/>
+            <w:tcW w:type="dxa" w:w="3391"/>
             <w:tcBorders>
               <w:top w:val="single" w:color="000000" w:sz="4"/>
               <w:left w:val="single" w:color="000000" w:sz="4"/>
@@ -5094,7 +5094,7 @@
         </w:tc>
         <w:tc>
           <w:tcPr>
-            <w:tcW w:type="dxa" w:w="2221"/>
+            <w:tcW w:type="dxa" w:w="3009"/>
             <w:tcBorders>
               <w:top w:val="single" w:color="000000" w:sz="4"/>
               <w:left w:val="single" w:color="000000" w:sz="4"/>
@@ -5130,7 +5130,7 @@
         </w:tc>
         <w:tc>
           <w:tcPr>
-            <w:tcW w:type="dxa" w:w="2113"/>
+            <w:tcW w:type="dxa" w:w="2062"/>
             <w:tcBorders>
               <w:top w:val="single" w:color="000000" w:sz="4"/>
               <w:left w:val="single" w:color="000000" w:sz="4"/>
@@ -5172,7 +5172,7 @@
         </w:trPr>
         <w:tc>
           <w:tcPr>
-            <w:tcW w:type="dxa" w:w="1113"/>
+            <w:tcW w:type="dxa" w:w="563"/>
             <w:tcBorders>
               <w:top w:val="single" w:color="000000" w:sz="4"/>
               <w:left w:val="single" w:color="000000" w:sz="4"/>
@@ -5208,7 +5208,7 @@
         </w:tc>
         <w:tc>
           <w:tcPr>
-            <w:tcW w:type="dxa" w:w="3578"/>
+            <w:tcW w:type="dxa" w:w="3391"/>
             <w:tcBorders>
               <w:top w:val="single" w:color="000000" w:sz="4"/>
               <w:left w:val="single" w:color="000000" w:sz="4"/>
@@ -5244,7 +5244,7 @@
         </w:tc>
         <w:tc>
           <w:tcPr>
-            <w:tcW w:type="dxa" w:w="2221"/>
+            <w:tcW w:type="dxa" w:w="3009"/>
             <w:tcBorders>
               <w:top w:val="single" w:color="000000" w:sz="4"/>
               <w:left w:val="single" w:color="000000" w:sz="4"/>
@@ -5280,7 +5280,7 @@
         </w:tc>
         <w:tc>
           <w:tcPr>
-            <w:tcW w:type="dxa" w:w="2113"/>
+            <w:tcW w:type="dxa" w:w="2062"/>
             <w:tcBorders>
               <w:top w:val="single" w:color="000000" w:sz="4"/>
               <w:left w:val="single" w:color="000000" w:sz="4"/>
@@ -5322,7 +5322,7 @@
         </w:trPr>
         <w:tc>
           <w:tcPr>
-            <w:tcW w:type="dxa" w:w="1113"/>
+            <w:tcW w:type="dxa" w:w="563"/>
             <w:tcBorders>
               <w:top w:val="single" w:color="000000" w:sz="4"/>
               <w:left w:val="single" w:color="000000" w:sz="4"/>
@@ -5358,7 +5358,7 @@
         </w:tc>
         <w:tc>
           <w:tcPr>
-            <w:tcW w:type="dxa" w:w="3578"/>
+            <w:tcW w:type="dxa" w:w="3391"/>
             <w:tcBorders>
               <w:top w:val="single" w:color="000000" w:sz="4"/>
               <w:left w:val="single" w:color="000000" w:sz="4"/>
@@ -5394,7 +5394,7 @@
         </w:tc>
         <w:tc>
           <w:tcPr>
-            <w:tcW w:type="dxa" w:w="2221"/>
+            <w:tcW w:type="dxa" w:w="3009"/>
             <w:tcBorders>
               <w:top w:val="single" w:color="000000" w:sz="4"/>
               <w:left w:val="single" w:color="000000" w:sz="4"/>
@@ -5430,7 +5430,7 @@
         </w:tc>
         <w:tc>
           <w:tcPr>
-            <w:tcW w:type="dxa" w:w="2113"/>
+            <w:tcW w:type="dxa" w:w="2062"/>
             <w:tcBorders>
               <w:top w:val="single" w:color="000000" w:sz="4"/>
               <w:left w:val="single" w:color="000000" w:sz="4"/>
@@ -5472,7 +5472,7 @@
         </w:trPr>
         <w:tc>
           <w:tcPr>
-            <w:tcW w:type="dxa" w:w="1113"/>
+            <w:tcW w:type="dxa" w:w="563"/>
             <w:tcBorders>
               <w:top w:val="single" w:color="000000" w:sz="4"/>
               <w:left w:val="single" w:color="000000" w:sz="4"/>
@@ -5508,7 +5508,7 @@
         </w:tc>
         <w:tc>
           <w:tcPr>
-            <w:tcW w:type="dxa" w:w="3578"/>
+            <w:tcW w:type="dxa" w:w="3391"/>
             <w:tcBorders>
               <w:top w:val="single" w:color="000000" w:sz="4"/>
               <w:left w:val="single" w:color="000000" w:sz="4"/>
@@ -5544,7 +5544,7 @@
         </w:tc>
         <w:tc>
           <w:tcPr>
-            <w:tcW w:type="dxa" w:w="2221"/>
+            <w:tcW w:type="dxa" w:w="3009"/>
             <w:tcBorders>
               <w:top w:val="single" w:color="000000" w:sz="4"/>
               <w:left w:val="single" w:color="000000" w:sz="4"/>
@@ -5580,7 +5580,7 @@
         </w:tc>
         <w:tc>
           <w:tcPr>
-            <w:tcW w:type="dxa" w:w="2113"/>
+            <w:tcW w:type="dxa" w:w="2062"/>
             <w:tcBorders>
               <w:top w:val="single" w:color="000000" w:sz="4"/>
               <w:left w:val="single" w:color="000000" w:sz="4"/>
@@ -5622,7 +5622,7 @@
         </w:trPr>
         <w:tc>
           <w:tcPr>
-            <w:tcW w:type="dxa" w:w="1113"/>
+            <w:tcW w:type="dxa" w:w="563"/>
             <w:tcBorders>
               <w:top w:val="single" w:color="000000" w:sz="4"/>
               <w:left w:val="single" w:color="000000" w:sz="4"/>
@@ -5658,7 +5658,7 @@
         </w:tc>
         <w:tc>
           <w:tcPr>
-            <w:tcW w:type="dxa" w:w="3578"/>
+            <w:tcW w:type="dxa" w:w="3391"/>
             <w:tcBorders>
               <w:top w:val="single" w:color="000000" w:sz="4"/>
               <w:left w:val="single" w:color="000000" w:sz="4"/>
@@ -5706,7 +5706,7 @@
         </w:tc>
         <w:tc>
           <w:tcPr>
-            <w:tcW w:type="dxa" w:w="2221"/>
+            <w:tcW w:type="dxa" w:w="3009"/>
             <w:tcBorders>
               <w:top w:val="single" w:color="000000" w:sz="4"/>
               <w:left w:val="single" w:color="000000" w:sz="4"/>
@@ -5742,7 +5742,7 @@
         </w:tc>
         <w:tc>
           <w:tcPr>
-            <w:tcW w:type="dxa" w:w="2113"/>
+            <w:tcW w:type="dxa" w:w="2062"/>
             <w:tcBorders>
               <w:top w:val="single" w:color="000000" w:sz="4"/>
               <w:left w:val="single" w:color="000000" w:sz="4"/>
@@ -5784,7 +5784,7 @@
         </w:trPr>
         <w:tc>
           <w:tcPr>
-            <w:tcW w:type="dxa" w:w="1113"/>
+            <w:tcW w:type="dxa" w:w="563"/>
             <w:tcBorders>
               <w:top w:val="single" w:color="000000" w:sz="4"/>
               <w:left w:val="single" w:color="000000" w:sz="4"/>
@@ -5820,7 +5820,7 @@
         </w:tc>
         <w:tc>
           <w:tcPr>
-            <w:tcW w:type="dxa" w:w="3578"/>
+            <w:tcW w:type="dxa" w:w="3391"/>
             <w:tcBorders>
               <w:top w:val="single" w:color="000000" w:sz="4"/>
               <w:left w:val="single" w:color="000000" w:sz="4"/>
@@ -5856,7 +5856,7 @@
         </w:tc>
         <w:tc>
           <w:tcPr>
-            <w:tcW w:type="dxa" w:w="2221"/>
+            <w:tcW w:type="dxa" w:w="3009"/>
             <w:tcBorders>
               <w:top w:val="single" w:color="000000" w:sz="4"/>
               <w:left w:val="single" w:color="000000" w:sz="4"/>
@@ -5892,7 +5892,7 @@
         </w:tc>
         <w:tc>
           <w:tcPr>
-            <w:tcW w:type="dxa" w:w="2113"/>
+            <w:tcW w:type="dxa" w:w="2062"/>
             <w:tcBorders>
               <w:top w:val="single" w:color="000000" w:sz="4"/>
               <w:left w:val="single" w:color="000000" w:sz="4"/>
@@ -5934,7 +5934,7 @@
         </w:trPr>
         <w:tc>
           <w:tcPr>
-            <w:tcW w:type="dxa" w:w="1113"/>
+            <w:tcW w:type="dxa" w:w="563"/>
             <w:tcBorders>
               <w:top w:val="single" w:color="000000" w:sz="4"/>
               <w:left w:val="single" w:color="000000" w:sz="4"/>
@@ -5970,7 +5970,7 @@
         </w:tc>
         <w:tc>
           <w:tcPr>
-            <w:tcW w:type="dxa" w:w="3578"/>
+            <w:tcW w:type="dxa" w:w="3391"/>
             <w:tcBorders>
               <w:top w:val="single" w:color="000000" w:sz="4"/>
               <w:left w:val="single" w:color="000000" w:sz="4"/>
@@ -6006,7 +6006,7 @@
         </w:tc>
         <w:tc>
           <w:tcPr>
-            <w:tcW w:type="dxa" w:w="2221"/>
+            <w:tcW w:type="dxa" w:w="3009"/>
             <w:tcBorders>
               <w:top w:val="single" w:color="000000" w:sz="4"/>
               <w:left w:val="single" w:color="000000" w:sz="4"/>
@@ -6042,7 +6042,7 @@
         </w:tc>
         <w:tc>
           <w:tcPr>
-            <w:tcW w:type="dxa" w:w="2113"/>
+            <w:tcW w:type="dxa" w:w="2062"/>
             <w:tcBorders>
               <w:top w:val="single" w:color="000000" w:sz="4"/>
               <w:left w:val="single" w:color="000000" w:sz="4"/>
@@ -6118,10 +6118,10 @@
         <w:tblLayout w:type="autofit"/>
       </w:tblPr>
       <w:tblGrid>
-        <w:gridCol w:w="1209"/>
-        <w:gridCol w:w="3888"/>
-        <w:gridCol w:w="1811"/>
-        <w:gridCol w:w="2117"/>
+        <w:gridCol w:w="563"/>
+        <w:gridCol w:w="3945"/>
+        <w:gridCol w:w="2305"/>
+        <w:gridCol w:w="2212"/>
       </w:tblGrid>
       <w:tr>
         <w:trPr>
@@ -6130,7 +6130,7 @@
         </w:trPr>
         <w:tc>
           <w:tcPr>
-            <w:tcW w:type="dxa" w:w="1209"/>
+            <w:tcW w:type="dxa" w:w="563"/>
             <w:tcBorders>
               <w:top w:val="single" w:color="000000" w:sz="4"/>
               <w:left w:val="single" w:color="000000" w:sz="4"/>
@@ -6167,7 +6167,7 @@
         </w:tc>
         <w:tc>
           <w:tcPr>
-            <w:tcW w:type="dxa" w:w="3888"/>
+            <w:tcW w:type="dxa" w:w="3945"/>
             <w:tcBorders>
               <w:top w:val="single" w:color="000000" w:sz="4"/>
               <w:left w:val="single" w:color="000000" w:sz="4"/>
@@ -6204,7 +6204,7 @@
         </w:tc>
         <w:tc>
           <w:tcPr>
-            <w:tcW w:type="dxa" w:w="1811"/>
+            <w:tcW w:type="dxa" w:w="2305"/>
             <w:tcBorders>
               <w:top w:val="single" w:color="000000" w:sz="4"/>
               <w:left w:val="single" w:color="000000" w:sz="4"/>
@@ -6241,7 +6241,7 @@
         </w:tc>
         <w:tc>
           <w:tcPr>
-            <w:tcW w:type="dxa" w:w="2117"/>
+            <w:tcW w:type="dxa" w:w="2212"/>
             <w:tcBorders>
               <w:top w:val="single" w:color="000000" w:sz="4"/>
               <w:left w:val="single" w:color="000000" w:sz="4"/>
@@ -6284,7 +6284,7 @@
         </w:trPr>
         <w:tc>
           <w:tcPr>
-            <w:tcW w:type="dxa" w:w="1209"/>
+            <w:tcW w:type="dxa" w:w="563"/>
             <w:tcBorders>
               <w:top w:val="single" w:color="000000" w:sz="4"/>
               <w:left w:val="single" w:color="000000" w:sz="4"/>
@@ -6320,7 +6320,7 @@
         </w:tc>
         <w:tc>
           <w:tcPr>
-            <w:tcW w:type="dxa" w:w="3888"/>
+            <w:tcW w:type="dxa" w:w="3945"/>
             <w:tcBorders>
               <w:top w:val="single" w:color="000000" w:sz="4"/>
               <w:left w:val="single" w:color="000000" w:sz="4"/>
@@ -6356,7 +6356,7 @@
         </w:tc>
         <w:tc>
           <w:tcPr>
-            <w:tcW w:type="dxa" w:w="1811"/>
+            <w:tcW w:type="dxa" w:w="2305"/>
             <w:tcBorders>
               <w:top w:val="single" w:color="000000" w:sz="4"/>
               <w:left w:val="single" w:color="000000" w:sz="4"/>
@@ -6392,7 +6392,7 @@
         </w:tc>
         <w:tc>
           <w:tcPr>
-            <w:tcW w:type="dxa" w:w="2117"/>
+            <w:tcW w:type="dxa" w:w="2212"/>
             <w:tcBorders>
               <w:top w:val="single" w:color="000000" w:sz="4"/>
               <w:left w:val="single" w:color="000000" w:sz="4"/>
@@ -6434,7 +6434,7 @@
         </w:trPr>
         <w:tc>
           <w:tcPr>
-            <w:tcW w:type="dxa" w:w="1209"/>
+            <w:tcW w:type="dxa" w:w="563"/>
             <w:tcBorders>
               <w:top w:val="single" w:color="000000" w:sz="4"/>
               <w:left w:val="single" w:color="000000" w:sz="4"/>
@@ -6470,7 +6470,7 @@
         </w:tc>
         <w:tc>
           <w:tcPr>
-            <w:tcW w:type="dxa" w:w="3888"/>
+            <w:tcW w:type="dxa" w:w="3945"/>
             <w:tcBorders>
               <w:top w:val="single" w:color="000000" w:sz="4"/>
               <w:left w:val="single" w:color="000000" w:sz="4"/>
@@ -6542,7 +6542,7 @@
         </w:tc>
         <w:tc>
           <w:tcPr>
-            <w:tcW w:type="dxa" w:w="1811"/>
+            <w:tcW w:type="dxa" w:w="2305"/>
             <w:tcBorders>
               <w:top w:val="single" w:color="000000" w:sz="4"/>
               <w:left w:val="single" w:color="000000" w:sz="4"/>
@@ -6578,7 +6578,7 @@
         </w:tc>
         <w:tc>
           <w:tcPr>
-            <w:tcW w:type="dxa" w:w="2117"/>
+            <w:tcW w:type="dxa" w:w="2212"/>
             <w:tcBorders>
               <w:top w:val="single" w:color="000000" w:sz="4"/>
               <w:left w:val="single" w:color="000000" w:sz="4"/>
@@ -6620,7 +6620,7 @@
         </w:trPr>
         <w:tc>
           <w:tcPr>
-            <w:tcW w:type="dxa" w:w="1209"/>
+            <w:tcW w:type="dxa" w:w="563"/>
             <w:tcBorders>
               <w:top w:val="single" w:color="000000" w:sz="4"/>
               <w:left w:val="single" w:color="000000" w:sz="4"/>
@@ -6656,7 +6656,7 @@
         </w:tc>
         <w:tc>
           <w:tcPr>
-            <w:tcW w:type="dxa" w:w="3888"/>
+            <w:tcW w:type="dxa" w:w="3945"/>
             <w:tcBorders>
               <w:top w:val="single" w:color="000000" w:sz="4"/>
               <w:left w:val="single" w:color="000000" w:sz="4"/>
@@ -6692,7 +6692,7 @@
         </w:tc>
         <w:tc>
           <w:tcPr>
-            <w:tcW w:type="dxa" w:w="1811"/>
+            <w:tcW w:type="dxa" w:w="2305"/>
             <w:tcBorders>
               <w:top w:val="single" w:color="000000" w:sz="4"/>
               <w:left w:val="single" w:color="000000" w:sz="4"/>
@@ -6728,7 +6728,7 @@
         </w:tc>
         <w:tc>
           <w:tcPr>
-            <w:tcW w:type="dxa" w:w="2117"/>
+            <w:tcW w:type="dxa" w:w="2212"/>
             <w:tcBorders>
               <w:top w:val="single" w:color="000000" w:sz="4"/>
               <w:left w:val="single" w:color="000000" w:sz="4"/>
@@ -6770,7 +6770,7 @@
         </w:trPr>
         <w:tc>
           <w:tcPr>
-            <w:tcW w:type="dxa" w:w="1209"/>
+            <w:tcW w:type="dxa" w:w="563"/>
             <w:tcBorders>
               <w:top w:val="single" w:color="000000" w:sz="4"/>
               <w:left w:val="single" w:color="000000" w:sz="4"/>
@@ -6806,7 +6806,7 @@
         </w:tc>
         <w:tc>
           <w:tcPr>
-            <w:tcW w:type="dxa" w:w="3888"/>
+            <w:tcW w:type="dxa" w:w="3945"/>
             <w:tcBorders>
               <w:top w:val="single" w:color="000000" w:sz="4"/>
               <w:left w:val="single" w:color="000000" w:sz="4"/>
@@ -6842,7 +6842,7 @@
         </w:tc>
         <w:tc>
           <w:tcPr>
-            <w:tcW w:type="dxa" w:w="1811"/>
+            <w:tcW w:type="dxa" w:w="2305"/>
             <w:tcBorders>
               <w:top w:val="single" w:color="000000" w:sz="4"/>
               <w:left w:val="single" w:color="000000" w:sz="4"/>
@@ -6878,7 +6878,7 @@
         </w:tc>
         <w:tc>
           <w:tcPr>
-            <w:tcW w:type="dxa" w:w="2117"/>
+            <w:tcW w:type="dxa" w:w="2212"/>
             <w:tcBorders>
               <w:top w:val="single" w:color="000000" w:sz="4"/>
               <w:left w:val="single" w:color="000000" w:sz="4"/>
@@ -6954,10 +6954,10 @@
         <w:tblLayout w:type="autofit"/>
       </w:tblPr>
       <w:tblGrid>
-        <w:gridCol w:w="1459"/>
-        <w:gridCol w:w="4689"/>
-        <w:gridCol w:w="1604"/>
-        <w:gridCol w:w="1273"/>
+        <w:gridCol w:w="563"/>
+        <w:gridCol w:w="4418"/>
+        <w:gridCol w:w="2352"/>
+        <w:gridCol w:w="1692"/>
       </w:tblGrid>
       <w:tr>
         <w:trPr>
@@ -6966,7 +6966,7 @@
         </w:trPr>
         <w:tc>
           <w:tcPr>
-            <w:tcW w:type="dxa" w:w="1459"/>
+            <w:tcW w:type="dxa" w:w="563"/>
             <w:tcBorders>
               <w:top w:val="single" w:color="000000" w:sz="4"/>
               <w:left w:val="single" w:color="000000" w:sz="4"/>
@@ -7003,7 +7003,7 @@
         </w:tc>
         <w:tc>
           <w:tcPr>
-            <w:tcW w:type="dxa" w:w="4689"/>
+            <w:tcW w:type="dxa" w:w="4418"/>
             <w:tcBorders>
               <w:top w:val="single" w:color="000000" w:sz="4"/>
               <w:left w:val="single" w:color="000000" w:sz="4"/>
@@ -7040,7 +7040,7 @@
         </w:tc>
         <w:tc>
           <w:tcPr>
-            <w:tcW w:type="dxa" w:w="1604"/>
+            <w:tcW w:type="dxa" w:w="2352"/>
             <w:tcBorders>
               <w:top w:val="single" w:color="000000" w:sz="4"/>
               <w:left w:val="single" w:color="000000" w:sz="4"/>
@@ -7077,7 +7077,7 @@
         </w:tc>
         <w:tc>
           <w:tcPr>
-            <w:tcW w:type="dxa" w:w="1273"/>
+            <w:tcW w:type="dxa" w:w="1692"/>
             <w:tcBorders>
               <w:top w:val="single" w:color="000000" w:sz="4"/>
               <w:left w:val="single" w:color="000000" w:sz="4"/>
@@ -7120,7 +7120,7 @@
         </w:trPr>
         <w:tc>
           <w:tcPr>
-            <w:tcW w:type="dxa" w:w="1459"/>
+            <w:tcW w:type="dxa" w:w="563"/>
             <w:tcBorders>
               <w:top w:val="single" w:color="000000" w:sz="4"/>
               <w:left w:val="single" w:color="000000" w:sz="4"/>
@@ -7156,7 +7156,7 @@
         </w:tc>
         <w:tc>
           <w:tcPr>
-            <w:tcW w:type="dxa" w:w="4689"/>
+            <w:tcW w:type="dxa" w:w="4418"/>
             <w:tcBorders>
               <w:top w:val="single" w:color="000000" w:sz="4"/>
               <w:left w:val="single" w:color="000000" w:sz="4"/>
@@ -7192,7 +7192,7 @@
         </w:tc>
         <w:tc>
           <w:tcPr>
-            <w:tcW w:type="dxa" w:w="1604"/>
+            <w:tcW w:type="dxa" w:w="2352"/>
             <w:tcBorders>
               <w:top w:val="single" w:color="000000" w:sz="4"/>
               <w:left w:val="single" w:color="000000" w:sz="4"/>
@@ -7228,7 +7228,7 @@
         </w:tc>
         <w:tc>
           <w:tcPr>
-            <w:tcW w:type="dxa" w:w="1273"/>
+            <w:tcW w:type="dxa" w:w="1692"/>
             <w:tcBorders>
               <w:top w:val="single" w:color="000000" w:sz="4"/>
               <w:left w:val="single" w:color="000000" w:sz="4"/>
@@ -7270,7 +7270,7 @@
         </w:trPr>
         <w:tc>
           <w:tcPr>
-            <w:tcW w:type="dxa" w:w="1459"/>
+            <w:tcW w:type="dxa" w:w="563"/>
             <w:tcBorders>
               <w:top w:val="single" w:color="000000" w:sz="4"/>
               <w:left w:val="single" w:color="000000" w:sz="4"/>
@@ -7306,7 +7306,7 @@
         </w:tc>
         <w:tc>
           <w:tcPr>
-            <w:tcW w:type="dxa" w:w="4689"/>
+            <w:tcW w:type="dxa" w:w="4418"/>
             <w:tcBorders>
               <w:top w:val="single" w:color="000000" w:sz="4"/>
               <w:left w:val="single" w:color="000000" w:sz="4"/>
@@ -7342,7 +7342,7 @@
         </w:tc>
         <w:tc>
           <w:tcPr>
-            <w:tcW w:type="dxa" w:w="1604"/>
+            <w:tcW w:type="dxa" w:w="2352"/>
             <w:tcBorders>
               <w:top w:val="single" w:color="000000" w:sz="4"/>
               <w:left w:val="single" w:color="000000" w:sz="4"/>
@@ -7378,7 +7378,7 @@
         </w:tc>
         <w:tc>
           <w:tcPr>
-            <w:tcW w:type="dxa" w:w="1273"/>
+            <w:tcW w:type="dxa" w:w="1692"/>
             <w:tcBorders>
               <w:top w:val="single" w:color="000000" w:sz="4"/>
               <w:left w:val="single" w:color="000000" w:sz="4"/>
@@ -7420,7 +7420,7 @@
         </w:trPr>
         <w:tc>
           <w:tcPr>
-            <w:tcW w:type="dxa" w:w="1459"/>
+            <w:tcW w:type="dxa" w:w="563"/>
             <w:tcBorders>
               <w:top w:val="single" w:color="000000" w:sz="4"/>
               <w:left w:val="single" w:color="000000" w:sz="4"/>
@@ -7456,7 +7456,7 @@
         </w:tc>
         <w:tc>
           <w:tcPr>
-            <w:tcW w:type="dxa" w:w="4689"/>
+            <w:tcW w:type="dxa" w:w="4418"/>
             <w:tcBorders>
               <w:top w:val="single" w:color="000000" w:sz="4"/>
               <w:left w:val="single" w:color="000000" w:sz="4"/>
@@ -7492,7 +7492,7 @@
         </w:tc>
         <w:tc>
           <w:tcPr>
-            <w:tcW w:type="dxa" w:w="1604"/>
+            <w:tcW w:type="dxa" w:w="2352"/>
             <w:tcBorders>
               <w:top w:val="single" w:color="000000" w:sz="4"/>
               <w:left w:val="single" w:color="000000" w:sz="4"/>
@@ -7528,7 +7528,7 @@
         </w:tc>
         <w:tc>
           <w:tcPr>
-            <w:tcW w:type="dxa" w:w="1273"/>
+            <w:tcW w:type="dxa" w:w="1692"/>
             <w:tcBorders>
               <w:top w:val="single" w:color="000000" w:sz="4"/>
               <w:left w:val="single" w:color="000000" w:sz="4"/>
@@ -7604,9 +7604,9 @@
         <w:tblLayout w:type="autofit"/>
       </w:tblPr>
       <w:tblGrid>
-        <w:gridCol w:w="1603"/>
-        <w:gridCol w:w="3710"/>
-        <w:gridCol w:w="3712"/>
+        <w:gridCol w:w="1637"/>
+        <w:gridCol w:w="3825"/>
+        <w:gridCol w:w="3563"/>
       </w:tblGrid>
       <w:tr>
         <w:trPr>
@@ -7615,7 +7615,7 @@
         </w:trPr>
         <w:tc>
           <w:tcPr>
-            <w:tcW w:type="dxa" w:w="1603"/>
+            <w:tcW w:type="dxa" w:w="1637"/>
             <w:tcBorders>
               <w:top w:val="single" w:color="000000" w:sz="4"/>
               <w:left w:val="single" w:color="000000" w:sz="4"/>
@@ -7652,7 +7652,7 @@
         </w:tc>
         <w:tc>
           <w:tcPr>
-            <w:tcW w:type="dxa" w:w="3710"/>
+            <w:tcW w:type="dxa" w:w="3825"/>
             <w:tcBorders>
               <w:top w:val="single" w:color="000000" w:sz="4"/>
               <w:left w:val="single" w:color="000000" w:sz="4"/>
@@ -7689,7 +7689,7 @@
         </w:tc>
         <w:tc>
           <w:tcPr>
-            <w:tcW w:type="dxa" w:w="3712"/>
+            <w:tcW w:type="dxa" w:w="3563"/>
             <w:tcBorders>
               <w:top w:val="single" w:color="000000" w:sz="4"/>
               <w:left w:val="single" w:color="000000" w:sz="4"/>
@@ -7732,7 +7732,7 @@
         </w:trPr>
         <w:tc>
           <w:tcPr>
-            <w:tcW w:type="dxa" w:w="1603"/>
+            <w:tcW w:type="dxa" w:w="1637"/>
             <w:tcBorders>
               <w:top w:val="single" w:color="000000" w:sz="4"/>
               <w:left w:val="single" w:color="000000" w:sz="4"/>
@@ -7768,7 +7768,7 @@
         </w:tc>
         <w:tc>
           <w:tcPr>
-            <w:tcW w:type="dxa" w:w="3710"/>
+            <w:tcW w:type="dxa" w:w="3825"/>
             <w:tcBorders>
               <w:top w:val="single" w:color="000000" w:sz="4"/>
               <w:left w:val="single" w:color="000000" w:sz="4"/>
@@ -7804,7 +7804,7 @@
         </w:tc>
         <w:tc>
           <w:tcPr>
-            <w:tcW w:type="dxa" w:w="3712"/>
+            <w:tcW w:type="dxa" w:w="3563"/>
             <w:tcBorders>
               <w:top w:val="single" w:color="000000" w:sz="4"/>
               <w:left w:val="single" w:color="000000" w:sz="4"/>
@@ -7846,7 +7846,7 @@
         </w:trPr>
         <w:tc>
           <w:tcPr>
-            <w:tcW w:type="dxa" w:w="1603"/>
+            <w:tcW w:type="dxa" w:w="1637"/>
             <w:tcBorders>
               <w:top w:val="single" w:color="000000" w:sz="4"/>
               <w:left w:val="single" w:color="000000" w:sz="4"/>
@@ -7882,7 +7882,7 @@
         </w:tc>
         <w:tc>
           <w:tcPr>
-            <w:tcW w:type="dxa" w:w="3710"/>
+            <w:tcW w:type="dxa" w:w="3825"/>
             <w:tcBorders>
               <w:top w:val="single" w:color="000000" w:sz="4"/>
               <w:left w:val="single" w:color="000000" w:sz="4"/>
@@ -7943,7 +7943,7 @@
         </w:tc>
         <w:tc>
           <w:tcPr>
-            <w:tcW w:type="dxa" w:w="3712"/>
+            <w:tcW w:type="dxa" w:w="3563"/>
             <w:tcBorders>
               <w:top w:val="single" w:color="000000" w:sz="4"/>
               <w:left w:val="single" w:color="000000" w:sz="4"/>
@@ -8009,7 +8009,7 @@
         </w:trPr>
         <w:tc>
           <w:tcPr>
-            <w:tcW w:type="dxa" w:w="1603"/>
+            <w:tcW w:type="dxa" w:w="1637"/>
             <w:tcBorders>
               <w:top w:val="single" w:color="000000" w:sz="4"/>
               <w:left w:val="single" w:color="000000" w:sz="4"/>
@@ -8045,7 +8045,7 @@
         </w:tc>
         <w:tc>
           <w:tcPr>
-            <w:tcW w:type="dxa" w:w="3710"/>
+            <w:tcW w:type="dxa" w:w="3825"/>
             <w:tcBorders>
               <w:top w:val="single" w:color="000000" w:sz="4"/>
               <w:left w:val="single" w:color="000000" w:sz="4"/>
@@ -8081,7 +8081,7 @@
         </w:tc>
         <w:tc>
           <w:tcPr>
-            <w:tcW w:type="dxa" w:w="3712"/>
+            <w:tcW w:type="dxa" w:w="3563"/>
             <w:tcBorders>
               <w:top w:val="single" w:color="000000" w:sz="4"/>
               <w:left w:val="single" w:color="000000" w:sz="4"/>
